--- a/public/data/TUAN 6/DE_THI/de_thi_hsg_lam_dong_1_2_(6).docx
+++ b/public/data/TUAN 6/DE_THI/de_thi_hsg_lam_dong_1_2_(6).docx
@@ -1066,233 +1066,21 @@
       </w:r>
     </w:p>
     <w:p>
-      <w:r>
-        <w:br w:type="page"/>
-      </w:r>
-    </w:p>
-    <w:p>
       <w:pPr>
         <w:jc w:val="center"/>
       </w:pPr>
       <w:r>
         <w:rPr>
           <w:b/>
-          <w:color w:val="003366"/>
-          <w:sz w:val="28"/>
         </w:rPr>
-        <w:t>ĐÁP ÁN VÀ HƯỚNG DẪN CHẤM ĐỀ SỐ 06</w:t>
-      </w:r>
-    </w:p>
-    <w:p>
-      <w:r>
-        <w:rPr>
-          <w:b/>
-          <w:color w:val="003366"/>
-          <w:sz w:val="24"/>
-        </w:rPr>
-        <w:t>1. HƯỚNG DẪN BÀI 1: TỔNG CÁC SỐ ĐỐI XỨNG TRONG XÂU (PALINNUM.PY)</w:t>
-      </w:r>
-    </w:p>
-    <w:p>
-      <w:r>
-        <w:rPr>
-          <w:b/>
-        </w:rPr>
-        <w:t>Phân tích thuật toán:</w:t>
+        <w:t>------------------ HẾT ------------------</w:t>
         <w:br/>
       </w:r>
       <w:r>
-        <w:t>- Bước 1: Đọc xâu S từ tệp PALINNUM.INP.</w:t>
-        <w:br/>
-      </w:r>
-      <w:r>
-        <w:t>- Bước 2: Bóc tách các cụm chữ số liên tiếp bằng cách duyệt qua từng ký tự của S. Nếu ký tự là chữ số (char.isdigit()), nối vào biến tạm `temp`. Khi gặp ký tự không phải chữ số (hoặc kết thúc xâu), nếu `temp` không rỗng thì chuyển thành số nguyên và thêm vào mảng `numbers`.</w:t>
-        <w:br/>
-      </w:r>
-      <w:r>
-        <w:t>- Bước 3: Định nghĩa hàm kiểm tra số đối xứng `is_palindrome(n)` bằng cách so sánh xâu `str(n)` với xâu đảo ngược `str(n)[::-1]`. Nếu `str(n) == str(n)[::-1]` thì n là số đối xứng.</w:t>
-        <w:br/>
-      </w:r>
-      <w:r>
-        <w:t>- Bước 4: Lọc danh sách các số đối xứng, đếm số lượng và tính tổng bằng hàm `sum()`. Xuất kết quả ra tệp PALINNUM.OUT.</w:t>
-      </w:r>
-    </w:p>
-    <w:p>
-      <w:r>
         <w:rPr>
-          <w:b/>
+          <w:i/>
         </w:rPr>
-        <w:t>Mã nguồn Python tham khảo (PALINNUM.py):</w:t>
-      </w:r>
-    </w:p>
-    <w:p>
-      <w:pPr>
-        <w:spacing w:before="80" w:after="200"/>
-      </w:pPr>
-      <w:r>
-        <w:rPr>
-          <w:rFonts w:ascii="Courier New" w:hAnsi="Courier New"/>
-          <w:sz w:val="19"/>
-        </w:rPr>
-        <w:t>def is_palindrome(n):</w:t>
-        <w:br/>
-        <w:t xml:space="preserve">    s_num = str(n)</w:t>
-        <w:br/>
-        <w:t xml:space="preserve">    return s_num == s_num[::-1]</w:t>
-        <w:br/>
-        <w:br/>
-        <w:t># Đọc dữ liệu từ file PALINNUM.INP</w:t>
-        <w:br/>
-        <w:t>with open("PALINNUM.INP", "r", encoding="utf-8") as f:</w:t>
-        <w:br/>
-        <w:t xml:space="preserve">    s = f.read().strip()</w:t>
-        <w:br/>
-        <w:br/>
-        <w:t># Bóc tách các số nguyên từ xâu S</w:t>
-        <w:br/>
-        <w:t>temp = ""</w:t>
-        <w:br/>
-        <w:t>numbers = []</w:t>
-        <w:br/>
-        <w:t>for char in s:</w:t>
-        <w:br/>
-        <w:t xml:space="preserve">    if char.isdigit():</w:t>
-        <w:br/>
-        <w:t xml:space="preserve">        temp += char</w:t>
-        <w:br/>
-        <w:t xml:space="preserve">    else:</w:t>
-        <w:br/>
-        <w:t xml:space="preserve">        if temp != "":</w:t>
-        <w:br/>
-        <w:t xml:space="preserve">            numbers.append(int(temp))</w:t>
-        <w:br/>
-        <w:t xml:space="preserve">            temp = ""</w:t>
-        <w:br/>
-        <w:t>if temp != "":</w:t>
-        <w:br/>
-        <w:t xml:space="preserve">    numbers.append(int(temp))</w:t>
-        <w:br/>
-        <w:br/>
-        <w:t># Lọc các số đối xứng</w:t>
-        <w:br/>
-        <w:t>palindromes = [x for x in numbers if is_palindrome(x)]</w:t>
-        <w:br/>
-        <w:br/>
-        <w:t># Ghi kết quả ra file PALINNUM.OUT</w:t>
-        <w:br/>
-        <w:t>with open("PALINNUM.OUT", "w", encoding="utf-8") as f:</w:t>
-        <w:br/>
-        <w:t xml:space="preserve">    if not palindromes:</w:t>
-        <w:br/>
-        <w:t xml:space="preserve">        f.write("-1\n")</w:t>
-        <w:br/>
-        <w:t xml:space="preserve">    else:</w:t>
-        <w:br/>
-        <w:t xml:space="preserve">        f.write(f"{len(palindromes)}\n")</w:t>
-        <w:br/>
-        <w:t xml:space="preserve">        f.write(" ".join(map(str, palindromes)) + "\n")</w:t>
-        <w:br/>
-        <w:t xml:space="preserve">        f.write(f"{sum(palindromes)}\n")</w:t>
-      </w:r>
-    </w:p>
-    <w:p>
-      <w:r>
-        <w:rPr>
-          <w:b/>
-          <w:color w:val="003366"/>
-          <w:sz w:val="24"/>
-        </w:rPr>
-        <w:t>2. HƯỚNG DẪN BÀI 2: ĐÓNG GÓI RAU CỦ ĐÀ LẠT (RAUCU.PY)</w:t>
-      </w:r>
-    </w:p>
-    <w:p>
-      <w:r>
-        <w:rPr>
-          <w:b/>
-        </w:rPr>
-        <w:t>Phân tích thuật toán (Tham lam - Greedy):</w:t>
-        <w:br/>
-      </w:r>
-      <w:r>
-        <w:t>- Bước 1: Đọc N, M và mảng A gồm khối lượng N túi rau củ từ tệp RAUCU.INP.</w:t>
-        <w:br/>
-      </w:r>
-      <w:r>
-        <w:t>- Bước 2: Để chở được số lượng túi rau củ nhiều nhất, ta áp dụng thuật toán Tham lam (Greedy): Sắp xếp mảng A theo thứ tự tăng dần bằng `a.sort()`. Khối lượng nhỏ nhất sẽ được xếp trước.</w:t>
-        <w:br/>
-      </w:r>
-      <w:r>
-        <w:t>- Bước 3: Duyệt qua từng túi rau củ đã sắp xếp. Nếu tổng khối lượng hiện tại cộng thêm khối lượng túi đang xét &lt;= M thì chọn túi đó, tăng biến đếm `count` và cộng khối lượng vào `total_weight`. Ngược lại thì dừng lặp.</w:t>
-        <w:br/>
-      </w:r>
-      <w:r>
-        <w:t>- Bước 4: Khối lượng còn trống = `M - total_weight`. Xuất `count` và `M - total_weight` ra tệp RAUCU.OUT.</w:t>
-      </w:r>
-    </w:p>
-    <w:p>
-      <w:r>
-        <w:rPr>
-          <w:b/>
-        </w:rPr>
-        <w:t>Mã nguồn Python tham khảo (RAUCU.py):</w:t>
-      </w:r>
-    </w:p>
-    <w:p>
-      <w:pPr>
-        <w:spacing w:before="80" w:after="200"/>
-      </w:pPr>
-      <w:r>
-        <w:rPr>
-          <w:rFonts w:ascii="Courier New" w:hAnsi="Courier New"/>
-          <w:sz w:val="19"/>
-        </w:rPr>
-        <w:t># Đọc dữ liệu từ file RAUCU.INP</w:t>
-        <w:br/>
-        <w:t>with open("RAUCU.INP", "r", encoding="utf-8") as f:</w:t>
-        <w:br/>
-        <w:t xml:space="preserve">    lines = f.read().split()</w:t>
-        <w:br/>
-        <w:br/>
-        <w:t>if lines:</w:t>
-        <w:br/>
-        <w:t xml:space="preserve">    n = int(lines[0])</w:t>
-        <w:br/>
-        <w:t xml:space="preserve">    m = int(lines[1])</w:t>
-        <w:br/>
-        <w:t xml:space="preserve">    a = [int(x) for x in lines[2:]]</w:t>
-        <w:br/>
-        <w:br/>
-        <w:t xml:space="preserve">    # Chiến thuật tham lam: Sắp xếp khối lượng tăng dần</w:t>
-        <w:br/>
-        <w:t xml:space="preserve">    a.sort()</w:t>
-        <w:br/>
-        <w:br/>
-        <w:t xml:space="preserve">    count = 0</w:t>
-        <w:br/>
-        <w:t xml:space="preserve">    total_weight = 0</w:t>
-        <w:br/>
-        <w:br/>
-        <w:t xml:space="preserve">    for weight in a:</w:t>
-        <w:br/>
-        <w:t xml:space="preserve">        if total_weight + weight &lt;= m:</w:t>
-        <w:br/>
-        <w:t xml:space="preserve">            total_weight += weight</w:t>
-        <w:br/>
-        <w:t xml:space="preserve">            count += 1</w:t>
-        <w:br/>
-        <w:t xml:space="preserve">        else:</w:t>
-        <w:br/>
-        <w:t xml:space="preserve">            break</w:t>
-        <w:br/>
-        <w:br/>
-        <w:t xml:space="preserve">    free_space = m - total_weight</w:t>
-        <w:br/>
-        <w:br/>
-        <w:t xml:space="preserve">    # Ghi kết quả ra file RAUCU.OUT</w:t>
-        <w:br/>
-        <w:t xml:space="preserve">    with open("RAUCU.OUT", "w", encoding="utf-8") as f:</w:t>
-        <w:br/>
-        <w:t xml:space="preserve">        f.write(f"{count} {free_space}\n")</w:t>
+        <w:t>(Cán bộ coi thi không giải thích gì thêm)</w:t>
       </w:r>
     </w:p>
     <w:sectPr>
